--- a/hin/docx/29.content.docx
+++ b/hin/docx/29.content.docx
@@ -9789,18 +9789,12 @@
         </w:rPr>
         <w:t xml:space="preserve">देखें कि आपने </w:t>
       </w:r>
-      <w:hyperlink r:id="rId13">
-        <w:r>
-          <w:rPr>
-            <w:lang w:val="hi_IN" w:bidi="hi_IN"/>
-          </w:rPr>
-          <w:rPr>
-            <w:color w:val="0000EE"/>
-            <w:u w:val="single"/>
-          </w:rPr>
-          <w:t>1:19</w:t>
-        </w:r>
-      </w:hyperlink>
+      <w:r>
+        <w:rPr>
+          <w:lang w:val="hi_IN" w:bidi="hi_IN"/>
+        </w:rPr>
+        <w:t>1:19</w:t>
+      </w:r>
       <w:r>
         <w:rPr>
           <w:lang w:val="hi_IN" w:bidi="hi_IN"/>
@@ -10441,18 +10435,12 @@
         </w:rPr>
         <w:t xml:space="preserve">देखें कि आपने </w:t>
       </w:r>
-      <w:hyperlink r:id="rId14">
-        <w:r>
-          <w:rPr>
-            <w:lang w:val="hi_IN" w:bidi="hi_IN"/>
-          </w:rPr>
-          <w:rPr>
-            <w:color w:val="0000EE"/>
-            <w:u w:val="single"/>
-          </w:rPr>
-          <w:t>1:15</w:t>
-        </w:r>
-      </w:hyperlink>
+      <w:r>
+        <w:rPr>
+          <w:lang w:val="hi_IN" w:bidi="hi_IN"/>
+        </w:rPr>
+        <w:t>1:15</w:t>
+      </w:r>
       <w:r>
         <w:rPr>
           <w:lang w:val="hi_IN" w:bidi="hi_IN"/>
@@ -15484,18 +15472,12 @@
         </w:rPr>
         <w:t xml:space="preserve">देखें कि आपने </w:t>
       </w:r>
-      <w:hyperlink r:id="rId14">
-        <w:r>
-          <w:rPr>
-            <w:lang w:val="hi_IN" w:bidi="hi_IN"/>
-          </w:rPr>
-          <w:rPr>
-            <w:color w:val="0000EE"/>
-            <w:u w:val="single"/>
-          </w:rPr>
-          <w:t>1:15</w:t>
-        </w:r>
-      </w:hyperlink>
+      <w:r>
+        <w:rPr>
+          <w:lang w:val="hi_IN" w:bidi="hi_IN"/>
+        </w:rPr>
+        <w:t>1:15</w:t>
+      </w:r>
       <w:r>
         <w:rPr>
           <w:lang w:val="hi_IN" w:bidi="hi_IN"/>
@@ -23668,18 +23650,12 @@
         </w:rPr>
         <w:t xml:space="preserve">देखें कि आपने इसका अनुवाद </w:t>
       </w:r>
-      <w:hyperlink r:id="rId15">
-        <w:r>
-          <w:rPr>
-            <w:lang w:val="hi_IN" w:bidi="hi_IN"/>
-          </w:rPr>
-          <w:rPr>
-            <w:color w:val="0000EE"/>
-            <w:u w:val="single"/>
-          </w:rPr>
-          <w:t>2:28</w:t>
-        </w:r>
-      </w:hyperlink>
+      <w:r>
+        <w:rPr>
+          <w:lang w:val="hi_IN" w:bidi="hi_IN"/>
+        </w:rPr>
+        <w:t>2:28</w:t>
+      </w:r>
       <w:r>
         <w:rPr>
           <w:lang w:val="hi_IN" w:bidi="hi_IN"/>
@@ -24377,18 +24353,12 @@
         </w:rPr>
         <w:t xml:space="preserve">देखें कि आपने समान अभिव्यक्ति का अनुवाद </w:t>
       </w:r>
-      <w:hyperlink r:id="rId14">
-        <w:r>
-          <w:rPr>
-            <w:lang w:val="hi_IN" w:bidi="hi_IN"/>
-          </w:rPr>
-          <w:rPr>
-            <w:color w:val="0000EE"/>
-            <w:u w:val="single"/>
-          </w:rPr>
-          <w:t>1:15</w:t>
-        </w:r>
-      </w:hyperlink>
+      <w:r>
+        <w:rPr>
+          <w:lang w:val="hi_IN" w:bidi="hi_IN"/>
+        </w:rPr>
+        <w:t>1:15</w:t>
+      </w:r>
       <w:r>
         <w:rPr>
           <w:lang w:val="hi_IN" w:bidi="hi_IN"/>
@@ -27315,18 +27285,12 @@
         </w:rPr>
         <w:t xml:space="preserve"> का अनुवाद </w:t>
       </w:r>
-      <w:hyperlink r:id="rId16">
-        <w:r>
-          <w:rPr>
-            <w:lang w:val="hi_IN" w:bidi="hi_IN"/>
-          </w:rPr>
-          <w:rPr>
-            <w:color w:val="0000EE"/>
-            <w:u w:val="single"/>
-          </w:rPr>
-          <w:t>2:23</w:t>
-        </w:r>
-      </w:hyperlink>
+      <w:r>
+        <w:rPr>
+          <w:lang w:val="hi_IN" w:bidi="hi_IN"/>
+        </w:rPr>
+        <w:t>2:23</w:t>
+      </w:r>
       <w:r>
         <w:rPr>
           <w:lang w:val="hi_IN" w:bidi="hi_IN"/>
@@ -27799,18 +27763,12 @@
         </w:rPr>
         <w:t xml:space="preserve">जैसा कि </w:t>
       </w:r>
-      <w:hyperlink r:id="rId17">
-        <w:r>
-          <w:rPr>
-            <w:lang w:val="hi_IN" w:bidi="hi_IN"/>
-          </w:rPr>
-          <w:rPr>
-            <w:color w:val="0000EE"/>
-            <w:u w:val="single"/>
-          </w:rPr>
-          <w:t>2:19</w:t>
-        </w:r>
-      </w:hyperlink>
+      <w:r>
+        <w:rPr>
+          <w:lang w:val="hi_IN" w:bidi="hi_IN"/>
+        </w:rPr>
+        <w:t>2:19</w:t>
+      </w:r>
       <w:r>
         <w:rPr>
           <w:lang w:val="hi_IN" w:bidi="hi_IN"/>
@@ -28011,18 +27969,12 @@
         </w:rPr>
         <w:t xml:space="preserve">देखें कि आपने </w:t>
       </w:r>
-      <w:hyperlink r:id="rId18">
-        <w:r>
-          <w:rPr>
-            <w:lang w:val="hi_IN" w:bidi="hi_IN"/>
-          </w:rPr>
-          <w:rPr>
-            <w:color w:val="0000EE"/>
-            <w:u w:val="single"/>
-          </w:rPr>
-          <w:t>3:4</w:t>
-        </w:r>
-      </w:hyperlink>
+      <w:r>
+        <w:rPr>
+          <w:lang w:val="hi_IN" w:bidi="hi_IN"/>
+        </w:rPr>
+        <w:t>3:4</w:t>
+      </w:r>
       <w:r>
         <w:rPr>
           <w:lang w:val="hi_IN" w:bidi="hi_IN"/>
@@ -29828,18 +29780,12 @@
         </w:rPr>
         <w:t xml:space="preserve">देखें कि आपने इस नाम का अनुवाद </w:t>
       </w:r>
-      <w:hyperlink r:id="rId19">
-        <w:r>
-          <w:rPr>
-            <w:lang w:val="hi_IN" w:bidi="hi_IN"/>
-          </w:rPr>
-          <w:rPr>
-            <w:color w:val="0000EE"/>
-            <w:u w:val="single"/>
-          </w:rPr>
-          <w:t>3:2</w:t>
-        </w:r>
-      </w:hyperlink>
+      <w:r>
+        <w:rPr>
+          <w:lang w:val="hi_IN" w:bidi="hi_IN"/>
+        </w:rPr>
+        <w:t>3:2</w:t>
+      </w:r>
       <w:r>
         <w:rPr>
           <w:lang w:val="hi_IN" w:bidi="hi_IN"/>
@@ -30403,18 +30349,12 @@
         </w:rPr>
         <w:t xml:space="preserve"> यहाँ बहुवचन में हैं, इसलिए यदि आपकी भाषा में यह भेद होता है तो अनुवाद में बहुवचन रूप का उपयोग करें। ये आदेश </w:t>
       </w:r>
-      <w:hyperlink r:id="rId20">
-        <w:r>
-          <w:rPr>
-            <w:lang w:val="hi_IN" w:bidi="hi_IN"/>
-          </w:rPr>
-          <w:rPr>
-            <w:color w:val="0000EE"/>
-            <w:u w:val="single"/>
-          </w:rPr>
-          <w:t>3:11</w:t>
-        </w:r>
-      </w:hyperlink>
+      <w:r>
+        <w:rPr>
+          <w:lang w:val="hi_IN" w:bidi="hi_IN"/>
+        </w:rPr>
+        <w:t>3:11</w:t>
+      </w:r>
       <w:r>
         <w:rPr>
           <w:lang w:val="hi_IN" w:bidi="hi_IN"/>
@@ -31042,18 +30982,12 @@
         </w:rPr>
         <w:t xml:space="preserve">ये </w:t>
       </w:r>
-      <w:hyperlink r:id="rId21">
-        <w:r>
-          <w:rPr>
-            <w:lang w:val="hi_IN" w:bidi="hi_IN"/>
-          </w:rPr>
-          <w:rPr>
-            <w:color w:val="0000EE"/>
-            <w:u w:val="single"/>
-          </w:rPr>
-          <w:t>2:10</w:t>
-        </w:r>
-      </w:hyperlink>
+      <w:r>
+        <w:rPr>
+          <w:lang w:val="hi_IN" w:bidi="hi_IN"/>
+        </w:rPr>
+        <w:t>2:10</w:t>
+      </w:r>
       <w:r>
         <w:rPr>
           <w:lang w:val="hi_IN" w:bidi="hi_IN"/>
@@ -31157,18 +31091,12 @@
         </w:rPr>
         <w:t xml:space="preserve">देखें कि आपने </w:t>
       </w:r>
-      <w:hyperlink r:id="rId21">
-        <w:r>
-          <w:rPr>
-            <w:lang w:val="hi_IN" w:bidi="hi_IN"/>
-          </w:rPr>
-          <w:rPr>
-            <w:color w:val="0000EE"/>
-            <w:u w:val="single"/>
-          </w:rPr>
-          <w:t>2:10</w:t>
-        </w:r>
-      </w:hyperlink>
+      <w:r>
+        <w:rPr>
+          <w:lang w:val="hi_IN" w:bidi="hi_IN"/>
+        </w:rPr>
+        <w:t>2:10</w:t>
+      </w:r>
       <w:r>
         <w:rPr>
           <w:lang w:val="hi_IN" w:bidi="hi_IN"/>
@@ -31667,18 +31595,12 @@
         </w:rPr>
         <w:t xml:space="preserve"> शब्द का </w:t>
       </w:r>
-      <w:hyperlink r:id="rId16">
-        <w:r>
-          <w:rPr>
-            <w:lang w:val="hi_IN" w:bidi="hi_IN"/>
-          </w:rPr>
-          <w:rPr>
-            <w:color w:val="0000EE"/>
-            <w:u w:val="single"/>
-          </w:rPr>
-          <w:t>2:23</w:t>
-        </w:r>
-      </w:hyperlink>
+      <w:r>
+        <w:rPr>
+          <w:lang w:val="hi_IN" w:bidi="hi_IN"/>
+        </w:rPr>
+        <w:t>2:23</w:t>
+      </w:r>
       <w:r>
         <w:rPr>
           <w:lang w:val="hi_IN" w:bidi="hi_IN"/>
@@ -32617,18 +32539,12 @@
         </w:rPr>
         <w:t xml:space="preserve">देखें कि आपने </w:t>
       </w:r>
-      <w:hyperlink r:id="rId22">
-        <w:r>
-          <w:rPr>
-            <w:lang w:val="hi_IN" w:bidi="hi_IN"/>
-          </w:rPr>
-          <w:rPr>
-            <w:color w:val="0000EE"/>
-            <w:u w:val="single"/>
-          </w:rPr>
-          <w:t>1:9</w:t>
-        </w:r>
-      </w:hyperlink>
+      <w:r>
+        <w:rPr>
+          <w:lang w:val="hi_IN" w:bidi="hi_IN"/>
+        </w:rPr>
+        <w:t>1:9</w:t>
+      </w:r>
       <w:r>
         <w:rPr>
           <w:lang w:val="hi_IN" w:bidi="hi_IN"/>
@@ -33561,18 +33477,12 @@
           <w:lang w:val="hi_IN" w:bidi="hi_IN"/>
         </w:rPr>
       </w:r>
-      <w:hyperlink r:id="rId23">
-        <w:r>
-          <w:rPr>
-            <w:lang w:val="hi_IN" w:bidi="hi_IN"/>
-          </w:rPr>
-          <w:rPr>
-            <w:color w:val="0000EE"/>
-            <w:u w:val="single"/>
-          </w:rPr>
-          <w:t>2:2</w:t>
-        </w:r>
-      </w:hyperlink>
+      <w:r>
+        <w:rPr>
+          <w:lang w:val="hi_IN" w:bidi="hi_IN"/>
+        </w:rPr>
+        <w:t>2:2</w:t>
+      </w:r>
       <w:r>
         <w:rPr>
           <w:lang w:val="hi_IN" w:bidi="hi_IN"/>
